--- a/lab11/ЛР11. Работа с PostgresPro.docx
+++ b/lab11/ЛР11. Работа с PostgresPro.docx
@@ -455,7 +455,7 @@
       </w:r>
       <w:r>
         <w:rPr>
-          <w:rStyle w:val="11"/>
+          <w:rStyle w:val="9"/>
           <w:rFonts w:cs="Times New Roman"/>
           <w:szCs w:val="24"/>
         </w:rPr>
@@ -853,6 +853,8 @@
         </w:rPr>
         <w:t>Физическое проектирование – создание таблиц базы данных</w:t>
       </w:r>
+      <w:bookmarkStart w:id="0" w:name="_GoBack"/>
+      <w:bookmarkEnd w:id="0"/>
     </w:p>
     <w:p>
       <w:pPr>
@@ -1686,8 +1688,6 @@
       <w:r>
         <w:t>Остальные таблицы заполнить тестовыми записями ТОЛЬКО ПРИ НЕОБХОДИМОСТИ ВЫПОЛНЕНИЯ ЗАПРОСА К НИМ.</w:t>
       </w:r>
-      <w:bookmarkStart w:id="0" w:name="_GoBack"/>
-      <w:bookmarkEnd w:id="0"/>
     </w:p>
     <w:p>
       <w:pPr>
@@ -1898,7 +1898,7 @@
       </w:r>
       <w:r>
         <w:rPr>
-          <w:rStyle w:val="11"/>
+          <w:rStyle w:val="9"/>
           <w:lang w:val="en-US"/>
         </w:rPr>
         <w:t>https://www.onlinewebtoolkit.com/generatedata</w:t>
